--- a/docs/onboarding/guias/AnkoraOne-Guia-ISO42001.docx
+++ b/docs/onboarding/guias/AnkoraOne-Guia-ISO42001.docx
@@ -11268,7 +11268,7 @@
               <w:rPr>
                 <w:rFonts w:ascii="Calibri" w:cs="Calibri" w:eastAsia="Calibri" w:hAnsi="Calibri"/>
               </w:rPr>
-              <w:t xml:space="preserve">C.5.2 Política de segurança da informação</w:t>
+              <w:t xml:space="preserve">Cláusula 5.2 Política de segurança da informação</w:t>
             </w:r>
           </w:p>
         </w:tc>
@@ -11801,7 +11801,7 @@
               <w:rPr>
                 <w:rFonts w:ascii="Calibri" w:cs="Calibri" w:eastAsia="Calibri" w:hAnsi="Calibri"/>
               </w:rPr>
-              <w:t xml:space="preserve">C.5.3 Funções, responsabilidades e autoridades</w:t>
+              <w:t xml:space="preserve">Cláusula 5.3 Funções, responsabilidades e autoridades</w:t>
             </w:r>
           </w:p>
         </w:tc>
@@ -12707,7 +12707,7 @@
               <w:rPr>
                 <w:rFonts w:ascii="Calibri" w:cs="Calibri" w:eastAsia="Calibri" w:hAnsi="Calibri"/>
               </w:rPr>
-              <w:t xml:space="preserve">C.7.2 Competência</w:t>
+              <w:t xml:space="preserve">Cláusula 7.2 Competência</w:t>
             </w:r>
           </w:p>
           <w:p>
@@ -13006,7 +13006,7 @@
               <w:rPr>
                 <w:rFonts w:ascii="Calibri" w:cs="Calibri" w:eastAsia="Calibri" w:hAnsi="Calibri"/>
               </w:rPr>
-              <w:t xml:space="preserve">C.6.1.2 Avaliação de riscos de segurança da informação</w:t>
+              <w:t xml:space="preserve">Cláusula 6.1.2 Avaliação de riscos de segurança da informação</w:t>
             </w:r>
           </w:p>
         </w:tc>

--- a/docs/onboarding/guias/AnkoraOne-Guia-ISO42001.docx
+++ b/docs/onboarding/guias/AnkoraOne-Guia-ISO42001.docx
@@ -119,7 +119,7 @@
           </w:p>
           <w:p>
             <w:pPr>
-              <w:spacing w:after="1600" w:line="300"/>
+              <w:spacing w:after="1200" w:line="300"/>
             </w:pPr>
             <w:r>
               <w:rPr>
@@ -129,6 +129,31 @@
                 <w:szCs w:val="24"/>
               </w:rPr>
               <w:t xml:space="preserve">Estrutura da norma, avaliação de impacto, integração com a ISO/IEC 27001, roteiro, objetivos e fontes de risco, informação documentada e certificação, com o caminho de cada passo na AnkoraOne.</w:t>
+            </w:r>
+          </w:p>
+          <w:p>
+            <w:pPr>
+              <w:spacing w:after="360" w:line="300"/>
+            </w:pPr>
+            <w:r>
+              <w:rPr>
+                <w:rFonts w:ascii="Calibri" w:cs="Calibri" w:eastAsia="Calibri" w:hAnsi="Calibri"/>
+                <w:b/>
+                <w:bCs/>
+                <w:color w:val="CFA04A"/>
+                <w:sz w:val="22"/>
+                <w:szCs w:val="22"/>
+              </w:rPr>
+              <w:t xml:space="preserve">AnkoraOne: </w:t>
+            </w:r>
+            <w:r>
+              <w:rPr>
+                <w:rFonts w:ascii="Calibri" w:cs="Calibri" w:eastAsia="Calibri" w:hAnsi="Calibri"/>
+                <w:color w:val="FFFFFF"/>
+                <w:sz w:val="22"/>
+                <w:szCs w:val="22"/>
+              </w:rPr>
+              <w:t xml:space="preserve">a infraestrutura inteligente de governação, risco e conformidade</w:t>
             </w:r>
           </w:p>
           <w:p>
